--- a/FuentesCurso/UD 06. Docker Compose/UD 06.04 - Caso practico 02 - Django con Docker Compose.docx
+++ b/FuentesCurso/UD 06. Docker Compose/UD 06.04 - Caso practico 02 - Django con Docker Compose.docx
@@ -22,12 +22,13 @@
         <w:rPr>
           <w:rFonts w:ascii="Proxima Nova" w:cs="Proxima Nova" w:eastAsia="Proxima Nova" w:hAnsi="Proxima Nova"/>
           <w:b w:val="0"/>
+          <w:bCs w:val="0"/>
           <w:color w:val="669966"/>
           <w:sz w:val="48"/>
           <w:szCs w:val="48"/>
           <w:rtl w:val="0"/>
         </w:rPr>
-        <w:t xml:space="preserve">Introducción a Docker</w:t>
+        <w:t xml:space="preserve">Introducción a Docker y Kubernetes</w:t>
       </w:r>
       <w:r>
         <w:rPr>
@@ -73,12 +74,12 @@
           <wp:inline distB="114300" distT="114300" distL="114300" distR="114300">
             <wp:extent cx="447675" cy="57150"/>
             <wp:effectExtent b="0" l="0" r="0" t="0"/>
-            <wp:docPr descr="short line" id="9" name="image10.png"/>
+            <wp:docPr descr="short line" id="9" name="image3.png"/>
             <a:graphic>
               <a:graphicData uri="http://schemas.openxmlformats.org/drawingml/2006/picture">
                 <pic:pic>
                   <pic:nvPicPr>
-                    <pic:cNvPr descr="short line" id="0" name="image10.png"/>
+                    <pic:cNvPr descr="short line" id="0" name="image3.png"/>
                     <pic:cNvPicPr preferRelativeResize="0"/>
                   </pic:nvPicPr>
                   <pic:blipFill>
@@ -129,12 +130,12 @@
           <wp:inline distB="114300" distT="114300" distL="114300" distR="114300">
             <wp:extent cx="6120000" cy="444500"/>
             <wp:effectExtent b="0" l="0" r="0" t="0"/>
-            <wp:docPr id="7" name="image1.png"/>
+            <wp:docPr id="7" name="image2.png"/>
             <a:graphic>
               <a:graphicData uri="http://schemas.openxmlformats.org/drawingml/2006/picture">
                 <pic:pic>
                   <pic:nvPicPr>
-                    <pic:cNvPr id="0" name="image1.png"/>
+                    <pic:cNvPr id="0" name="image2.png"/>
                     <pic:cNvPicPr preferRelativeResize="0"/>
                   </pic:nvPicPr>
                   <pic:blipFill>
@@ -276,7 +277,6 @@
     </w:p>
     <w:p>
       <w:pPr>
-        <w:pageBreakBefore w:val="0"/>
         <w:widowControl w:val="1"/>
         <w:spacing w:after="0" w:before="200" w:line="300" w:lineRule="auto"/>
         <w:rPr>
@@ -292,7 +292,7 @@
           <w:szCs w:val="32"/>
           <w:rtl w:val="0"/>
         </w:rPr>
-        <w:t xml:space="preserve">Actualizado Febrero 2025</w:t>
+        <w:t xml:space="preserve">Actualizado Enero 2026</w:t>
       </w:r>
     </w:p>
     <w:p>
@@ -323,6 +323,7 @@
         <w:rPr>
           <w:rFonts w:ascii="Verdana" w:cs="Verdana" w:eastAsia="Verdana" w:hAnsi="Verdana"/>
           <w:b w:val="1"/>
+          <w:bCs w:val="1"/>
           <w:sz w:val="20"/>
           <w:szCs w:val="20"/>
         </w:rPr>
@@ -347,6 +348,7 @@
         <w:rPr>
           <w:rFonts w:ascii="Verdana" w:cs="Verdana" w:eastAsia="Verdana" w:hAnsi="Verdana"/>
           <w:b w:val="1"/>
+          <w:bCs w:val="1"/>
           <w:sz w:val="20"/>
           <w:szCs w:val="20"/>
           <w:rtl w:val="0"/>
@@ -375,12 +377,12 @@
             <wp:extent cx="922564" cy="322898"/>
             <wp:effectExtent b="0" l="0" r="0" t="0"/>
             <wp:wrapSquare wrapText="bothSides" distB="57150" distT="57150" distL="57150" distR="57150"/>
-            <wp:docPr id="4" name="image3.png"/>
+            <wp:docPr id="4" name="image1.png"/>
             <a:graphic>
               <a:graphicData uri="http://schemas.openxmlformats.org/drawingml/2006/picture">
                 <pic:pic>
                   <pic:nvPicPr>
-                    <pic:cNvPr id="0" name="image3.png"/>
+                    <pic:cNvPr id="0" name="image1.png"/>
                     <pic:cNvPicPr preferRelativeResize="0"/>
                   </pic:nvPicPr>
                   <pic:blipFill>
@@ -465,6 +467,7 @@
         <w:ind w:left="0" w:right="57" w:firstLine="0"/>
         <w:rPr>
           <w:b w:val="1"/>
+          <w:bCs w:val="1"/>
         </w:rPr>
       </w:pPr>
       <w:r>
@@ -478,6 +481,7 @@
       <w:r>
         <w:rPr>
           <w:b w:val="1"/>
+          <w:bCs w:val="1"/>
           <w:rtl w:val="0"/>
         </w:rPr>
         <w:t xml:space="preserve">Importante</w:t>
@@ -508,6 +512,7 @@
         <w:ind w:left="0" w:right="57" w:firstLine="0"/>
         <w:rPr>
           <w:b w:val="1"/>
+          <w:bCs w:val="1"/>
         </w:rPr>
       </w:pPr>
       <w:r>
@@ -531,6 +536,7 @@
       <w:r>
         <w:rPr>
           <w:b w:val="1"/>
+          <w:bCs w:val="1"/>
           <w:rtl w:val="0"/>
         </w:rPr>
         <w:t xml:space="preserve">Atención</w:t>
@@ -562,6 +568,7 @@
         <w:rPr>
           <w:rFonts w:ascii="Arial" w:cs="Arial" w:eastAsia="Arial" w:hAnsi="Arial"/>
           <w:b w:val="1"/>
+          <w:bCs w:val="1"/>
           <w:smallCaps w:val="1"/>
           <w:sz w:val="16"/>
           <w:szCs w:val="16"/>
@@ -584,6 +591,7 @@
       <w:r>
         <w:rPr>
           <w:b w:val="1"/>
+          <w:bCs w:val="1"/>
           <w:rtl w:val="0"/>
         </w:rPr>
         <w:t xml:space="preserve">Interesante</w:t>
@@ -596,6 +604,7 @@
     </w:p>
     <w:sdt>
       <w:sdtPr>
+        <w:id w:val="-544843285"/>
         <w:docPartObj>
           <w:docPartGallery w:val="Table of Contents"/>
           <w:docPartUnique w:val="1"/>
@@ -612,6 +621,7 @@
             <w:ind w:left="0" w:firstLine="0"/>
             <w:rPr>
               <w:b w:val="1"/>
+              <w:bCs w:val="1"/>
               <w:sz w:val="18"/>
               <w:szCs w:val="18"/>
             </w:rPr>
@@ -624,6 +634,7 @@
           <w:r>
             <w:rPr>
               <w:b w:val="1"/>
+              <w:bCs w:val="1"/>
               <w:smallCaps w:val="1"/>
               <w:sz w:val="18"/>
               <w:szCs w:val="18"/>
@@ -635,6 +646,7 @@
             <w:r>
               <w:rPr>
                 <w:b w:val="1"/>
+                <w:bCs w:val="1"/>
                 <w:sz w:val="18"/>
                 <w:szCs w:val="18"/>
                 <w:rtl w:val="0"/>
@@ -645,6 +657,7 @@
           <w:r>
             <w:rPr>
               <w:b w:val="1"/>
+              <w:bCs w:val="1"/>
               <w:sz w:val="18"/>
               <w:szCs w:val="18"/>
               <w:rtl w:val="0"/>
@@ -659,6 +672,7 @@
           <w:r>
             <w:rPr>
               <w:b w:val="1"/>
+              <w:bCs w:val="1"/>
               <w:sz w:val="18"/>
               <w:szCs w:val="18"/>
               <w:rtl w:val="0"/>
@@ -684,6 +698,7 @@
             <w:ind w:left="0" w:firstLine="0"/>
             <w:rPr>
               <w:b w:val="1"/>
+              <w:bCs w:val="1"/>
               <w:sz w:val="18"/>
               <w:szCs w:val="18"/>
             </w:rPr>
@@ -691,6 +706,7 @@
           <w:r>
             <w:rPr>
               <w:b w:val="1"/>
+              <w:bCs w:val="1"/>
               <w:smallCaps w:val="1"/>
               <w:sz w:val="18"/>
               <w:szCs w:val="18"/>
@@ -702,6 +718,7 @@
             <w:r>
               <w:rPr>
                 <w:b w:val="1"/>
+                <w:bCs w:val="1"/>
                 <w:sz w:val="18"/>
                 <w:szCs w:val="18"/>
                 <w:rtl w:val="0"/>
@@ -712,6 +729,7 @@
           <w:r>
             <w:rPr>
               <w:b w:val="1"/>
+              <w:bCs w:val="1"/>
               <w:sz w:val="18"/>
               <w:szCs w:val="18"/>
               <w:rtl w:val="0"/>
@@ -726,6 +744,7 @@
           <w:r>
             <w:rPr>
               <w:b w:val="1"/>
+              <w:bCs w:val="1"/>
               <w:sz w:val="18"/>
               <w:szCs w:val="18"/>
               <w:rtl w:val="0"/>
@@ -751,6 +770,7 @@
             <w:ind w:left="0" w:firstLine="0"/>
             <w:rPr>
               <w:b w:val="1"/>
+              <w:bCs w:val="1"/>
               <w:sz w:val="18"/>
               <w:szCs w:val="18"/>
             </w:rPr>
@@ -758,6 +778,7 @@
           <w:r>
             <w:rPr>
               <w:b w:val="1"/>
+              <w:bCs w:val="1"/>
               <w:smallCaps w:val="1"/>
               <w:sz w:val="18"/>
               <w:szCs w:val="18"/>
@@ -769,6 +790,7 @@
             <w:r>
               <w:rPr>
                 <w:b w:val="1"/>
+                <w:bCs w:val="1"/>
                 <w:sz w:val="18"/>
                 <w:szCs w:val="18"/>
                 <w:rtl w:val="0"/>
@@ -779,6 +801,7 @@
           <w:r>
             <w:rPr>
               <w:b w:val="1"/>
+              <w:bCs w:val="1"/>
               <w:sz w:val="18"/>
               <w:szCs w:val="18"/>
               <w:rtl w:val="0"/>
@@ -793,6 +816,7 @@
           <w:r>
             <w:rPr>
               <w:b w:val="1"/>
+              <w:bCs w:val="1"/>
               <w:sz w:val="18"/>
               <w:szCs w:val="18"/>
               <w:rtl w:val="0"/>
@@ -818,6 +842,7 @@
             <w:ind w:left="0" w:firstLine="0"/>
             <w:rPr>
               <w:b w:val="1"/>
+              <w:bCs w:val="1"/>
               <w:sz w:val="18"/>
               <w:szCs w:val="18"/>
             </w:rPr>
@@ -825,6 +850,7 @@
           <w:r>
             <w:rPr>
               <w:b w:val="1"/>
+              <w:bCs w:val="1"/>
               <w:smallCaps w:val="1"/>
               <w:sz w:val="18"/>
               <w:szCs w:val="18"/>
@@ -836,6 +862,7 @@
             <w:r>
               <w:rPr>
                 <w:b w:val="1"/>
+                <w:bCs w:val="1"/>
                 <w:sz w:val="18"/>
                 <w:szCs w:val="18"/>
                 <w:rtl w:val="0"/>
@@ -846,6 +873,7 @@
           <w:r>
             <w:rPr>
               <w:b w:val="1"/>
+              <w:bCs w:val="1"/>
               <w:sz w:val="18"/>
               <w:szCs w:val="18"/>
               <w:rtl w:val="0"/>
@@ -860,6 +888,7 @@
           <w:r>
             <w:rPr>
               <w:b w:val="1"/>
+              <w:bCs w:val="1"/>
               <w:sz w:val="18"/>
               <w:szCs w:val="18"/>
               <w:rtl w:val="0"/>
@@ -885,6 +914,7 @@
             <w:ind w:left="0" w:firstLine="0"/>
             <w:rPr>
               <w:b w:val="1"/>
+              <w:bCs w:val="1"/>
               <w:sz w:val="18"/>
               <w:szCs w:val="18"/>
             </w:rPr>
@@ -892,6 +922,7 @@
           <w:r>
             <w:rPr>
               <w:b w:val="1"/>
+              <w:bCs w:val="1"/>
               <w:smallCaps w:val="1"/>
               <w:sz w:val="18"/>
               <w:szCs w:val="18"/>
@@ -903,6 +934,7 @@
             <w:r>
               <w:rPr>
                 <w:b w:val="1"/>
+                <w:bCs w:val="1"/>
                 <w:sz w:val="18"/>
                 <w:szCs w:val="18"/>
                 <w:rtl w:val="0"/>
@@ -913,6 +945,7 @@
           <w:r>
             <w:rPr>
               <w:b w:val="1"/>
+              <w:bCs w:val="1"/>
               <w:sz w:val="18"/>
               <w:szCs w:val="18"/>
               <w:rtl w:val="0"/>
@@ -927,6 +960,7 @@
           <w:r>
             <w:rPr>
               <w:b w:val="1"/>
+              <w:bCs w:val="1"/>
               <w:sz w:val="18"/>
               <w:szCs w:val="18"/>
               <w:rtl w:val="0"/>
@@ -952,6 +986,7 @@
             <w:ind w:left="0" w:firstLine="0"/>
             <w:rPr>
               <w:b w:val="1"/>
+              <w:bCs w:val="1"/>
               <w:sz w:val="18"/>
               <w:szCs w:val="18"/>
             </w:rPr>
@@ -959,6 +994,7 @@
           <w:r>
             <w:rPr>
               <w:b w:val="1"/>
+              <w:bCs w:val="1"/>
               <w:smallCaps w:val="1"/>
               <w:sz w:val="18"/>
               <w:szCs w:val="18"/>
@@ -970,6 +1006,7 @@
             <w:r>
               <w:rPr>
                 <w:b w:val="1"/>
+                <w:bCs w:val="1"/>
                 <w:sz w:val="18"/>
                 <w:szCs w:val="18"/>
                 <w:rtl w:val="0"/>
@@ -980,6 +1017,7 @@
           <w:r>
             <w:rPr>
               <w:b w:val="1"/>
+              <w:bCs w:val="1"/>
               <w:sz w:val="18"/>
               <w:szCs w:val="18"/>
               <w:rtl w:val="0"/>
@@ -994,6 +1032,7 @@
           <w:r>
             <w:rPr>
               <w:b w:val="1"/>
+              <w:bCs w:val="1"/>
               <w:sz w:val="18"/>
               <w:szCs w:val="18"/>
               <w:rtl w:val="0"/>
@@ -1019,6 +1058,7 @@
             <w:ind w:left="0" w:firstLine="0"/>
             <w:rPr>
               <w:b w:val="1"/>
+              <w:bCs w:val="1"/>
               <w:sz w:val="18"/>
               <w:szCs w:val="18"/>
             </w:rPr>
@@ -1026,6 +1066,7 @@
           <w:r>
             <w:rPr>
               <w:b w:val="1"/>
+              <w:bCs w:val="1"/>
               <w:smallCaps w:val="1"/>
               <w:sz w:val="18"/>
               <w:szCs w:val="18"/>
@@ -1037,6 +1078,7 @@
             <w:r>
               <w:rPr>
                 <w:b w:val="1"/>
+                <w:bCs w:val="1"/>
                 <w:sz w:val="18"/>
                 <w:szCs w:val="18"/>
                 <w:rtl w:val="0"/>
@@ -1047,6 +1089,7 @@
           <w:r>
             <w:rPr>
               <w:b w:val="1"/>
+              <w:bCs w:val="1"/>
               <w:sz w:val="18"/>
               <w:szCs w:val="18"/>
               <w:rtl w:val="0"/>
@@ -1061,6 +1104,7 @@
           <w:r>
             <w:rPr>
               <w:b w:val="1"/>
+              <w:bCs w:val="1"/>
               <w:sz w:val="18"/>
               <w:szCs w:val="18"/>
               <w:rtl w:val="0"/>
@@ -1225,7 +1269,9 @@
       <w:r>
         <w:rPr>
           <w:b w:val="1"/>
+          <w:bCs w:val="1"/>
           <w:i w:val="1"/>
+          <w:iCs w:val="1"/>
           <w:rtl w:val="0"/>
         </w:rPr>
         <w:t xml:space="preserve">Dockerfile</w:t>
@@ -1291,6 +1337,7 @@
               <w:rPr>
                 <w:rFonts w:ascii="Consolas" w:cs="Consolas" w:eastAsia="Consolas" w:hAnsi="Consolas"/>
                 <w:i w:val="1"/>
+                <w:iCs w:val="1"/>
                 <w:color w:val="999988"/>
                 <w:shd w:fill="f8f8f8" w:val="clear"/>
                 <w:rtl w:val="0"/>
@@ -1310,6 +1357,7 @@
               <w:rPr>
                 <w:rFonts w:ascii="Consolas" w:cs="Consolas" w:eastAsia="Consolas" w:hAnsi="Consolas"/>
                 <w:b w:val="1"/>
+                <w:bCs w:val="1"/>
                 <w:color w:val="333333"/>
                 <w:shd w:fill="f8f8f8" w:val="clear"/>
                 <w:rtl w:val="0"/>
@@ -1347,6 +1395,7 @@
               <w:rPr>
                 <w:rFonts w:ascii="Consolas" w:cs="Consolas" w:eastAsia="Consolas" w:hAnsi="Consolas"/>
                 <w:i w:val="1"/>
+                <w:iCs w:val="1"/>
                 <w:color w:val="999988"/>
                 <w:shd w:fill="f8f8f8" w:val="clear"/>
                 <w:rtl w:val="0"/>
@@ -1366,6 +1415,7 @@
               <w:rPr>
                 <w:rFonts w:ascii="Consolas" w:cs="Consolas" w:eastAsia="Consolas" w:hAnsi="Consolas"/>
                 <w:b w:val="1"/>
+                <w:bCs w:val="1"/>
                 <w:color w:val="333333"/>
                 <w:shd w:fill="f8f8f8" w:val="clear"/>
                 <w:rtl w:val="0"/>
@@ -1403,6 +1453,7 @@
               <w:rPr>
                 <w:rFonts w:ascii="Consolas" w:cs="Consolas" w:eastAsia="Consolas" w:hAnsi="Consolas"/>
                 <w:i w:val="1"/>
+                <w:iCs w:val="1"/>
                 <w:color w:val="999988"/>
                 <w:shd w:fill="f8f8f8" w:val="clear"/>
                 <w:rtl w:val="0"/>
@@ -1422,6 +1473,7 @@
               <w:rPr>
                 <w:rFonts w:ascii="Consolas" w:cs="Consolas" w:eastAsia="Consolas" w:hAnsi="Consolas"/>
                 <w:b w:val="1"/>
+                <w:bCs w:val="1"/>
                 <w:color w:val="333333"/>
                 <w:shd w:fill="f8f8f8" w:val="clear"/>
                 <w:rtl w:val="0"/>
@@ -1442,6 +1494,7 @@
               <w:rPr>
                 <w:rFonts w:ascii="Consolas" w:cs="Consolas" w:eastAsia="Consolas" w:hAnsi="Consolas"/>
                 <w:i w:val="1"/>
+                <w:iCs w:val="1"/>
                 <w:color w:val="999988"/>
                 <w:shd w:fill="f8f8f8" w:val="clear"/>
                 <w:rtl w:val="0"/>
@@ -1461,6 +1514,7 @@
               <w:rPr>
                 <w:rFonts w:ascii="Consolas" w:cs="Consolas" w:eastAsia="Consolas" w:hAnsi="Consolas"/>
                 <w:b w:val="1"/>
+                <w:bCs w:val="1"/>
                 <w:color w:val="333333"/>
                 <w:shd w:fill="f8f8f8" w:val="clear"/>
                 <w:rtl w:val="0"/>
@@ -1481,6 +1535,7 @@
               <w:rPr>
                 <w:rFonts w:ascii="Consolas" w:cs="Consolas" w:eastAsia="Consolas" w:hAnsi="Consolas"/>
                 <w:i w:val="1"/>
+                <w:iCs w:val="1"/>
                 <w:color w:val="999988"/>
                 <w:shd w:fill="f8f8f8" w:val="clear"/>
                 <w:rtl w:val="0"/>
@@ -1500,6 +1555,7 @@
               <w:rPr>
                 <w:rFonts w:ascii="Consolas" w:cs="Consolas" w:eastAsia="Consolas" w:hAnsi="Consolas"/>
                 <w:b w:val="1"/>
+                <w:bCs w:val="1"/>
                 <w:color w:val="333333"/>
                 <w:shd w:fill="f8f8f8" w:val="clear"/>
                 <w:rtl w:val="0"/>
@@ -1549,7 +1605,9 @@
       <w:r>
         <w:rPr>
           <w:b w:val="1"/>
+          <w:bCs w:val="1"/>
           <w:i w:val="1"/>
+          <w:iCs w:val="1"/>
           <w:rtl w:val="0"/>
         </w:rPr>
         <w:t xml:space="preserve">python</w:t>
@@ -1563,7 +1621,9 @@
       <w:r>
         <w:rPr>
           <w:b w:val="1"/>
+          <w:bCs w:val="1"/>
           <w:i w:val="1"/>
+          <w:iCs w:val="1"/>
           <w:rtl w:val="0"/>
         </w:rPr>
         <w:t xml:space="preserve">requirements.txt</w:t>
@@ -1600,7 +1660,9 @@
       <w:r>
         <w:rPr>
           <w:b w:val="1"/>
+          <w:bCs w:val="1"/>
           <w:i w:val="1"/>
+          <w:iCs w:val="1"/>
           <w:rtl w:val="0"/>
         </w:rPr>
         <w:t xml:space="preserve">requirements.txt</w:t>
@@ -1789,7 +1851,9 @@
       <w:r>
         <w:rPr>
           <w:b w:val="1"/>
+          <w:bCs w:val="1"/>
           <w:i w:val="1"/>
+          <w:iCs w:val="1"/>
           <w:rtl w:val="0"/>
         </w:rPr>
         <w:t xml:space="preserve">docker-compose.yml</w:t>
@@ -1858,6 +1922,7 @@
               <w:rPr>
                 <w:rFonts w:ascii="Consolas" w:cs="Consolas" w:eastAsia="Consolas" w:hAnsi="Consolas"/>
                 <w:i w:val="1"/>
+                <w:iCs w:val="1"/>
                 <w:color w:val="999988"/>
                 <w:sz w:val="16"/>
                 <w:szCs w:val="16"/>
@@ -1905,6 +1970,7 @@
               <w:rPr>
                 <w:rFonts w:ascii="Consolas" w:cs="Consolas" w:eastAsia="Consolas" w:hAnsi="Consolas"/>
                 <w:i w:val="1"/>
+                <w:iCs w:val="1"/>
                 <w:color w:val="999988"/>
                 <w:sz w:val="16"/>
                 <w:szCs w:val="16"/>
@@ -1931,6 +1997,7 @@
               <w:rPr>
                 <w:rFonts w:ascii="Consolas" w:cs="Consolas" w:eastAsia="Consolas" w:hAnsi="Consolas"/>
                 <w:i w:val="1"/>
+                <w:iCs w:val="1"/>
                 <w:color w:val="999988"/>
                 <w:sz w:val="16"/>
                 <w:szCs w:val="16"/>
@@ -1957,6 +2024,7 @@
               <w:rPr>
                 <w:rFonts w:ascii="Consolas" w:cs="Consolas" w:eastAsia="Consolas" w:hAnsi="Consolas"/>
                 <w:i w:val="1"/>
+                <w:iCs w:val="1"/>
                 <w:color w:val="999988"/>
                 <w:sz w:val="16"/>
                 <w:szCs w:val="16"/>
@@ -1984,6 +2052,7 @@
               <w:rPr>
                 <w:rFonts w:ascii="Consolas" w:cs="Consolas" w:eastAsia="Consolas" w:hAnsi="Consolas"/>
                 <w:i w:val="1"/>
+                <w:iCs w:val="1"/>
                 <w:color w:val="999988"/>
                 <w:sz w:val="16"/>
                 <w:szCs w:val="16"/>
@@ -2008,6 +2077,7 @@
               <w:rPr>
                 <w:rFonts w:ascii="Consolas" w:cs="Consolas" w:eastAsia="Consolas" w:hAnsi="Consolas"/>
                 <w:i w:val="1"/>
+                <w:iCs w:val="1"/>
                 <w:color w:val="999988"/>
                 <w:sz w:val="16"/>
                 <w:szCs w:val="16"/>
@@ -2039,6 +2109,7 @@
               <w:rPr>
                 <w:rFonts w:ascii="Consolas" w:cs="Consolas" w:eastAsia="Consolas" w:hAnsi="Consolas"/>
                 <w:i w:val="1"/>
+                <w:iCs w:val="1"/>
                 <w:color w:val="999988"/>
                 <w:sz w:val="16"/>
                 <w:szCs w:val="16"/>
@@ -2078,6 +2149,7 @@
               <w:rPr>
                 <w:rFonts w:ascii="Consolas" w:cs="Consolas" w:eastAsia="Consolas" w:hAnsi="Consolas"/>
                 <w:i w:val="1"/>
+                <w:iCs w:val="1"/>
                 <w:color w:val="999988"/>
                 <w:sz w:val="16"/>
                 <w:szCs w:val="16"/>
@@ -2104,6 +2176,7 @@
               <w:rPr>
                 <w:rFonts w:ascii="Consolas" w:cs="Consolas" w:eastAsia="Consolas" w:hAnsi="Consolas"/>
                 <w:i w:val="1"/>
+                <w:iCs w:val="1"/>
                 <w:color w:val="999988"/>
                 <w:sz w:val="16"/>
                 <w:szCs w:val="16"/>
@@ -2131,6 +2204,7 @@
               <w:rPr>
                 <w:rFonts w:ascii="Consolas" w:cs="Consolas" w:eastAsia="Consolas" w:hAnsi="Consolas"/>
                 <w:i w:val="1"/>
+                <w:iCs w:val="1"/>
                 <w:color w:val="999988"/>
                 <w:sz w:val="16"/>
                 <w:szCs w:val="16"/>
@@ -2155,6 +2229,7 @@
               <w:rPr>
                 <w:rFonts w:ascii="Consolas" w:cs="Consolas" w:eastAsia="Consolas" w:hAnsi="Consolas"/>
                 <w:i w:val="1"/>
+                <w:iCs w:val="1"/>
                 <w:color w:val="999988"/>
                 <w:sz w:val="16"/>
                 <w:szCs w:val="16"/>
@@ -2247,6 +2322,7 @@
               <w:rPr>
                 <w:rFonts w:ascii="Consolas" w:cs="Consolas" w:eastAsia="Consolas" w:hAnsi="Consolas"/>
                 <w:i w:val="1"/>
+                <w:iCs w:val="1"/>
                 <w:color w:val="999988"/>
                 <w:sz w:val="16"/>
                 <w:szCs w:val="16"/>
@@ -2271,6 +2347,7 @@
               <w:rPr>
                 <w:rFonts w:ascii="Consolas" w:cs="Consolas" w:eastAsia="Consolas" w:hAnsi="Consolas"/>
                 <w:i w:val="1"/>
+                <w:iCs w:val="1"/>
                 <w:color w:val="999988"/>
                 <w:sz w:val="16"/>
                 <w:szCs w:val="16"/>
@@ -2302,6 +2379,7 @@
               <w:rPr>
                 <w:rFonts w:ascii="Consolas" w:cs="Consolas" w:eastAsia="Consolas" w:hAnsi="Consolas"/>
                 <w:i w:val="1"/>
+                <w:iCs w:val="1"/>
                 <w:color w:val="999988"/>
                 <w:sz w:val="16"/>
                 <w:szCs w:val="16"/>
@@ -2354,6 +2432,7 @@
               <w:rPr>
                 <w:rFonts w:ascii="Consolas" w:cs="Consolas" w:eastAsia="Consolas" w:hAnsi="Consolas"/>
                 <w:i w:val="1"/>
+                <w:iCs w:val="1"/>
                 <w:color w:val="999988"/>
                 <w:sz w:val="16"/>
                 <w:szCs w:val="16"/>
@@ -2453,7 +2532,9 @@
       <w:r>
         <w:rPr>
           <w:b w:val="1"/>
+          <w:bCs w:val="1"/>
           <w:i w:val="1"/>
+          <w:iCs w:val="1"/>
           <w:rtl w:val="0"/>
         </w:rPr>
         <w:t xml:space="preserve">./datos/db</w:t>
@@ -2467,7 +2548,9 @@
       <w:r>
         <w:rPr>
           <w:b w:val="1"/>
+          <w:bCs w:val="1"/>
           <w:i w:val="1"/>
+          <w:iCs w:val="1"/>
           <w:rtl w:val="0"/>
         </w:rPr>
         <w:t xml:space="preserve">Docker Compose</w:t>
@@ -2501,7 +2584,9 @@
       <w:r>
         <w:rPr>
           <w:b w:val="1"/>
+          <w:bCs w:val="1"/>
           <w:i w:val="1"/>
+          <w:iCs w:val="1"/>
           <w:rtl w:val="0"/>
         </w:rPr>
         <w:t xml:space="preserve">Dockerfile</w:t>
@@ -2535,7 +2620,9 @@
       <w:r>
         <w:rPr>
           <w:b w:val="1"/>
+          <w:bCs w:val="1"/>
           <w:i w:val="1"/>
+          <w:iCs w:val="1"/>
           <w:rtl w:val="0"/>
         </w:rPr>
         <w:t xml:space="preserve">db</w:t>
@@ -2565,7 +2652,9 @@
       <w:r>
         <w:rPr>
           <w:b w:val="1"/>
+          <w:bCs w:val="1"/>
           <w:i w:val="1"/>
+          <w:iCs w:val="1"/>
           <w:rtl w:val="0"/>
         </w:rPr>
         <w:t xml:space="preserve">Django</w:t>
@@ -2598,7 +2687,9 @@
       <w:r>
         <w:rPr>
           <w:b w:val="1"/>
+          <w:bCs w:val="1"/>
           <w:i w:val="1"/>
+          <w:iCs w:val="1"/>
           <w:rtl w:val="0"/>
         </w:rPr>
         <w:t xml:space="preserve">./codigo</w:t>
@@ -2612,7 +2703,9 @@
       <w:r>
         <w:rPr>
           <w:b w:val="1"/>
+          <w:bCs w:val="1"/>
           <w:i w:val="1"/>
+          <w:iCs w:val="1"/>
           <w:rtl w:val="0"/>
         </w:rPr>
         <w:t xml:space="preserve">Docker Compose</w:t>
@@ -2783,12 +2876,12 @@
           <wp:inline distB="114300" distT="114300" distL="114300" distR="114300">
             <wp:extent cx="6120000" cy="850900"/>
             <wp:effectExtent b="0" l="0" r="0" t="0"/>
-            <wp:docPr id="2" name="image7.png"/>
+            <wp:docPr id="2" name="image9.png"/>
             <a:graphic>
               <a:graphicData uri="http://schemas.openxmlformats.org/drawingml/2006/picture">
                 <pic:pic>
                   <pic:nvPicPr>
-                    <pic:cNvPr id="0" name="image7.png"/>
+                    <pic:cNvPr id="0" name="image9.png"/>
                     <pic:cNvPicPr preferRelativeResize="0"/>
                   </pic:nvPicPr>
                   <pic:blipFill>
@@ -2921,12 +3014,12 @@
           <wp:inline distB="114300" distT="114300" distL="114300" distR="114300">
             <wp:extent cx="6120000" cy="749300"/>
             <wp:effectExtent b="0" l="0" r="0" t="0"/>
-            <wp:docPr id="10" name="image11.png"/>
+            <wp:docPr id="10" name="image10.png"/>
             <a:graphic>
               <a:graphicData uri="http://schemas.openxmlformats.org/drawingml/2006/picture">
                 <pic:pic>
                   <pic:nvPicPr>
-                    <pic:cNvPr id="0" name="image11.png"/>
+                    <pic:cNvPr id="0" name="image10.png"/>
                     <pic:cNvPicPr preferRelativeResize="0"/>
                   </pic:nvPicPr>
                   <pic:blipFill>
@@ -2970,7 +3063,9 @@
       <w:r>
         <w:rPr>
           <w:b w:val="1"/>
+          <w:bCs w:val="1"/>
           <w:i w:val="1"/>
+          <w:iCs w:val="1"/>
           <w:rtl w:val="0"/>
         </w:rPr>
         <w:t xml:space="preserve">docker-compose.yml</w:t>
@@ -3052,7 +3147,9 @@
       <w:r>
         <w:rPr>
           <w:b w:val="1"/>
+          <w:bCs w:val="1"/>
           <w:i w:val="1"/>
+          <w:iCs w:val="1"/>
           <w:rtl w:val="0"/>
         </w:rPr>
         <w:t xml:space="preserve">-d</w:t>
@@ -3066,7 +3163,9 @@
       <w:r>
         <w:rPr>
           <w:b w:val="1"/>
+          <w:bCs w:val="1"/>
           <w:i w:val="1"/>
+          <w:iCs w:val="1"/>
           <w:rtl w:val="0"/>
         </w:rPr>
         <w:t xml:space="preserve">Docker Compose</w:t>
@@ -3092,7 +3191,9 @@
       <w:r>
         <w:rPr>
           <w:b w:val="1"/>
+          <w:bCs w:val="1"/>
           <w:i w:val="1"/>
+          <w:iCs w:val="1"/>
           <w:rtl w:val="0"/>
         </w:rPr>
         <w:t xml:space="preserve">up</w:t>
@@ -3128,12 +3229,12 @@
           <wp:inline distB="114300" distT="114300" distL="114300" distR="114300">
             <wp:extent cx="4781550" cy="695325"/>
             <wp:effectExtent b="0" l="0" r="0" t="0"/>
-            <wp:docPr id="5" name="image4.png"/>
+            <wp:docPr id="5" name="image6.png"/>
             <a:graphic>
               <a:graphicData uri="http://schemas.openxmlformats.org/drawingml/2006/picture">
                 <pic:pic>
                   <pic:nvPicPr>
-                    <pic:cNvPr id="0" name="image4.png"/>
+                    <pic:cNvPr id="0" name="image6.png"/>
                     <pic:cNvPicPr preferRelativeResize="0"/>
                   </pic:nvPicPr>
                   <pic:blipFill>
@@ -3331,7 +3432,9 @@
       <w:r>
         <w:rPr>
           <w:b w:val="1"/>
+          <w:bCs w:val="1"/>
           <w:i w:val="1"/>
+          <w:iCs w:val="1"/>
           <w:rtl w:val="0"/>
         </w:rPr>
         <w:t xml:space="preserve">run</w:t>
@@ -3365,7 +3468,9 @@
       <w:r>
         <w:rPr>
           <w:b w:val="1"/>
+          <w:bCs w:val="1"/>
           <w:i w:val="1"/>
+          <w:iCs w:val="1"/>
           <w:rtl w:val="0"/>
         </w:rPr>
         <w:t xml:space="preserve">web</w:t>
@@ -3399,7 +3504,9 @@
       <w:r>
         <w:rPr>
           <w:b w:val="1"/>
+          <w:bCs w:val="1"/>
           <w:i w:val="1"/>
+          <w:iCs w:val="1"/>
           <w:rtl w:val="0"/>
         </w:rPr>
         <w:t xml:space="preserve">django-admin startproject ejemplodjango .</w:t>
@@ -3413,7 +3520,9 @@
       <w:r>
         <w:rPr>
           <w:b w:val="1"/>
+          <w:bCs w:val="1"/>
           <w:i w:val="1"/>
+          <w:iCs w:val="1"/>
           <w:rtl w:val="0"/>
         </w:rPr>
         <w:t xml:space="preserve">ejemplodjango</w:t>
@@ -3427,7 +3536,9 @@
       <w:r>
         <w:rPr>
           <w:b w:val="1"/>
+          <w:bCs w:val="1"/>
           <w:i w:val="1"/>
+          <w:iCs w:val="1"/>
           <w:rtl w:val="0"/>
         </w:rPr>
         <w:t xml:space="preserve">.</w:t>
@@ -3441,7 +3552,9 @@
       <w:r>
         <w:rPr>
           <w:b w:val="1"/>
+          <w:bCs w:val="1"/>
           <w:i w:val="1"/>
+          <w:iCs w:val="1"/>
           <w:rtl w:val="0"/>
         </w:rPr>
         <w:t xml:space="preserve">/code</w:t>
@@ -3455,7 +3568,9 @@
       <w:r>
         <w:rPr>
           <w:b w:val="1"/>
+          <w:bCs w:val="1"/>
           <w:i w:val="1"/>
+          <w:iCs w:val="1"/>
           <w:rtl w:val="0"/>
         </w:rPr>
         <w:t xml:space="preserve">Dockerfile</w:t>
@@ -3667,12 +3782,12 @@
           <wp:inline distB="114300" distT="114300" distL="114300" distR="114300">
             <wp:extent cx="6120000" cy="469900"/>
             <wp:effectExtent b="0" l="0" r="0" t="0"/>
-            <wp:docPr id="6" name="image6.png"/>
+            <wp:docPr id="6" name="image7.png"/>
             <a:graphic>
               <a:graphicData uri="http://schemas.openxmlformats.org/drawingml/2006/picture">
                 <pic:pic>
                   <pic:nvPicPr>
-                    <pic:cNvPr id="0" name="image6.png"/>
+                    <pic:cNvPr id="0" name="image7.png"/>
                     <pic:cNvPicPr preferRelativeResize="0"/>
                   </pic:nvPicPr>
                   <pic:blipFill>
@@ -3716,7 +3831,9 @@
       <w:r>
         <w:rPr>
           <w:b w:val="1"/>
+          <w:bCs w:val="1"/>
           <w:i w:val="1"/>
+          <w:iCs w:val="1"/>
           <w:rtl w:val="0"/>
         </w:rPr>
         <w:t xml:space="preserve">docker-compose.yml</w:t>
@@ -3730,7 +3847,9 @@
       <w:r>
         <w:rPr>
           <w:b w:val="1"/>
+          <w:bCs w:val="1"/>
           <w:i w:val="1"/>
+          <w:iCs w:val="1"/>
           <w:rtl w:val="0"/>
         </w:rPr>
         <w:t xml:space="preserve">python manage.py runserver 0.0.0.0:8000</w:t>
@@ -3744,7 +3863,9 @@
       <w:r>
         <w:rPr>
           <w:b w:val="1"/>
+          <w:bCs w:val="1"/>
           <w:i w:val="1"/>
+          <w:iCs w:val="1"/>
           <w:rtl w:val="0"/>
         </w:rPr>
         <w:t xml:space="preserve">manage.py</w:t>
@@ -3770,7 +3891,9 @@
       <w:r>
         <w:rPr>
           <w:b w:val="1"/>
+          <w:bCs w:val="1"/>
           <w:i w:val="1"/>
+          <w:iCs w:val="1"/>
           <w:rtl w:val="0"/>
         </w:rPr>
         <w:t xml:space="preserve">/codigo</w:t>
@@ -3796,7 +3919,9 @@
       <w:r>
         <w:rPr>
           <w:b w:val="1"/>
+          <w:bCs w:val="1"/>
           <w:i w:val="1"/>
+          <w:iCs w:val="1"/>
           <w:rtl w:val="0"/>
         </w:rPr>
         <w:t xml:space="preserve">root</w:t>
@@ -3810,7 +3935,9 @@
       <w:r>
         <w:rPr>
           <w:b w:val="1"/>
+          <w:bCs w:val="1"/>
           <w:i w:val="1"/>
+          <w:iCs w:val="1"/>
           <w:rtl w:val="0"/>
         </w:rPr>
         <w:t xml:space="preserve">root</w:t>
@@ -3940,6 +4067,7 @@
       <w:r>
         <w:rPr>
           <w:b w:val="1"/>
+          <w:bCs w:val="1"/>
           <w:rtl w:val="0"/>
         </w:rPr>
         <w:t xml:space="preserve">SQLite </w:t>
@@ -3965,7 +4093,9 @@
       <w:r>
         <w:rPr>
           <w:b w:val="1"/>
+          <w:bCs w:val="1"/>
           <w:i w:val="1"/>
+          <w:iCs w:val="1"/>
           <w:rtl w:val="0"/>
         </w:rPr>
         <w:t xml:space="preserve">./codigo/ejemplodjango/settings.py</w:t>
@@ -3979,6 +4109,7 @@
       <w:r>
         <w:rPr>
           <w:b w:val="1"/>
+          <w:bCs w:val="1"/>
           <w:rtl w:val="0"/>
         </w:rPr>
         <w:t xml:space="preserve">SQLite </w:t>
@@ -3992,6 +4123,7 @@
       <w:r>
         <w:rPr>
           <w:b w:val="1"/>
+          <w:bCs w:val="1"/>
           <w:rtl w:val="0"/>
         </w:rPr>
         <w:t xml:space="preserve">PostgreSQL</w:t>
@@ -4615,7 +4747,9 @@
       <w:r>
         <w:rPr>
           <w:b w:val="1"/>
+          <w:bCs w:val="1"/>
           <w:i w:val="1"/>
+          <w:iCs w:val="1"/>
           <w:rtl w:val="0"/>
         </w:rPr>
         <w:t xml:space="preserve">docker-compose.yml</w:t>
@@ -4709,6 +4843,7 @@
       <w:r>
         <w:rPr>
           <w:b w:val="1"/>
+          <w:bCs w:val="1"/>
           <w:rtl w:val="0"/>
         </w:rPr>
         <w:t xml:space="preserve">Django</w:t>
@@ -4799,12 +4934,12 @@
           <wp:inline distB="114300" distT="114300" distL="114300" distR="114300">
             <wp:extent cx="6120000" cy="749300"/>
             <wp:effectExtent b="0" l="0" r="0" t="0"/>
-            <wp:docPr id="3" name="image9.png"/>
+            <wp:docPr id="3" name="image4.png"/>
             <a:graphic>
               <a:graphicData uri="http://schemas.openxmlformats.org/drawingml/2006/picture">
                 <pic:pic>
                   <pic:nvPicPr>
-                    <pic:cNvPr id="0" name="image9.png"/>
+                    <pic:cNvPr id="0" name="image4.png"/>
                     <pic:cNvPicPr preferRelativeResize="0"/>
                   </pic:nvPicPr>
                   <pic:blipFill>
@@ -4944,7 +5079,9 @@
       <w:r>
         <w:rPr>
           <w:b w:val="1"/>
+          <w:bCs w:val="1"/>
           <w:i w:val="1"/>
+          <w:iCs w:val="1"/>
           <w:rtl w:val="0"/>
         </w:rPr>
         <w:t xml:space="preserve">./datos/bd</w:t>
@@ -4958,7 +5095,9 @@
       <w:r>
         <w:rPr>
           <w:b w:val="1"/>
+          <w:bCs w:val="1"/>
           <w:i w:val="1"/>
+          <w:iCs w:val="1"/>
           <w:rtl w:val="0"/>
         </w:rPr>
         <w:t xml:space="preserve">./codigo</w:t>
@@ -5239,7 +5378,7 @@
         <w:szCs w:val="18"/>
         <w:rtl w:val="0"/>
       </w:rPr>
-      <w:t xml:space="preserve">Curso Introducción a Docker </w:t>
+      <w:t xml:space="preserve">Curso Introducción a Docker y Kubernetes</w:t>
       <w:tab/>
       <w:tab/>
       <w:t xml:space="preserve">UD06. Caso práctico 02</w:t>
@@ -5609,11 +5748,19 @@
       </w:pPr>
     </w:pPrDefault>
   </w:docDefaults>
+  <w:style w:type="table" w:styleId="TableNormal" w:default="1">
+    <w:name w:val="TableNormal"/>
+    <w:tblPr>
+      <w:tblCellMar>
+        <w:top w:w="100.0" w:type="dxa"/>
+        <w:left w:w="100.0" w:type="dxa"/>
+        <w:bottom w:w="100.0" w:type="dxa"/>
+        <w:right w:w="100.0" w:type="dxa"/>
+      </w:tblCellMar>
+    </w:tblPr>
+  </w:style>
   <w:style w:type="paragraph" w:styleId="Normal" w:default="1">
     <w:name w:val="normal"/>
-  </w:style>
-  <w:style w:type="table" w:styleId="TableNormal" w:default="1">
-    <w:name w:val="Table Normal"/>
   </w:style>
   <w:style w:type="paragraph" w:styleId="Heading1">
     <w:name w:val="heading 1"/>
@@ -5661,6 +5808,7 @@
     <w:rPr>
       <w:rFonts w:ascii="Arial" w:cs="Arial" w:eastAsia="Arial" w:hAnsi="Arial"/>
       <w:b w:val="0"/>
+      <w:bCs w:val="0"/>
       <w:smallCaps w:val="0"/>
       <w:color w:val="669966"/>
       <w:sz w:val="22"/>
@@ -5681,7 +5829,9 @@
     <w:rPr>
       <w:rFonts w:ascii="Arial" w:cs="Arial" w:eastAsia="Arial" w:hAnsi="Arial"/>
       <w:b w:val="1"/>
+      <w:bCs w:val="1"/>
       <w:i w:val="1"/>
+      <w:iCs w:val="1"/>
       <w:smallCaps w:val="0"/>
       <w:sz w:val="21"/>
       <w:szCs w:val="21"/>
@@ -5702,6 +5852,7 @@
     <w:rPr>
       <w:rFonts w:ascii="Arial" w:cs="Arial" w:eastAsia="Arial" w:hAnsi="Arial"/>
       <w:b w:val="1"/>
+      <w:bCs w:val="1"/>
       <w:smallCaps w:val="1"/>
       <w:sz w:val="24"/>
       <w:szCs w:val="24"/>
@@ -5719,6 +5870,7 @@
     </w:pPr>
     <w:rPr>
       <w:b w:val="1"/>
+      <w:bCs w:val="1"/>
       <w:sz w:val="20"/>
       <w:szCs w:val="20"/>
     </w:rPr>
@@ -5735,6 +5887,7 @@
     </w:pPr>
     <w:rPr>
       <w:b w:val="1"/>
+      <w:bCs w:val="1"/>
       <w:sz w:val="72"/>
       <w:szCs w:val="72"/>
     </w:rPr>
@@ -5752,6 +5905,7 @@
     <w:rPr>
       <w:rFonts w:ascii="Georgia" w:cs="Georgia" w:eastAsia="Georgia" w:hAnsi="Georgia"/>
       <w:i w:val="1"/>
+      <w:iCs w:val="1"/>
       <w:color w:val="666666"/>
       <w:sz w:val="48"/>
       <w:szCs w:val="48"/>
@@ -5762,12 +5916,6 @@
     <w:tblPr>
       <w:tblStyleRowBandSize w:val="1"/>
       <w:tblStyleColBandSize w:val="1"/>
-      <w:tblCellMar>
-        <w:top w:w="100.0" w:type="dxa"/>
-        <w:left w:w="100.0" w:type="dxa"/>
-        <w:bottom w:w="100.0" w:type="dxa"/>
-        <w:right w:w="100.0" w:type="dxa"/>
-      </w:tblCellMar>
     </w:tblPr>
   </w:style>
   <w:style w:type="table" w:styleId="Table2">
@@ -5775,12 +5923,6 @@
     <w:tblPr>
       <w:tblStyleRowBandSize w:val="1"/>
       <w:tblStyleColBandSize w:val="1"/>
-      <w:tblCellMar>
-        <w:top w:w="100.0" w:type="dxa"/>
-        <w:left w:w="100.0" w:type="dxa"/>
-        <w:bottom w:w="100.0" w:type="dxa"/>
-        <w:right w:w="100.0" w:type="dxa"/>
-      </w:tblCellMar>
     </w:tblPr>
   </w:style>
   <w:style w:type="table" w:styleId="Table3">
@@ -5788,12 +5930,6 @@
     <w:tblPr>
       <w:tblStyleRowBandSize w:val="1"/>
       <w:tblStyleColBandSize w:val="1"/>
-      <w:tblCellMar>
-        <w:top w:w="100.0" w:type="dxa"/>
-        <w:left w:w="100.0" w:type="dxa"/>
-        <w:bottom w:w="100.0" w:type="dxa"/>
-        <w:right w:w="100.0" w:type="dxa"/>
-      </w:tblCellMar>
     </w:tblPr>
   </w:style>
   <w:style w:type="table" w:styleId="Table4">
@@ -5801,12 +5937,6 @@
     <w:tblPr>
       <w:tblStyleRowBandSize w:val="1"/>
       <w:tblStyleColBandSize w:val="1"/>
-      <w:tblCellMar>
-        <w:top w:w="100.0" w:type="dxa"/>
-        <w:left w:w="100.0" w:type="dxa"/>
-        <w:bottom w:w="100.0" w:type="dxa"/>
-        <w:right w:w="100.0" w:type="dxa"/>
-      </w:tblCellMar>
     </w:tblPr>
   </w:style>
   <w:style w:type="table" w:styleId="Table5">
@@ -5814,12 +5944,6 @@
     <w:tblPr>
       <w:tblStyleRowBandSize w:val="1"/>
       <w:tblStyleColBandSize w:val="1"/>
-      <w:tblCellMar>
-        <w:top w:w="100.0" w:type="dxa"/>
-        <w:left w:w="100.0" w:type="dxa"/>
-        <w:bottom w:w="100.0" w:type="dxa"/>
-        <w:right w:w="100.0" w:type="dxa"/>
-      </w:tblCellMar>
     </w:tblPr>
   </w:style>
   <w:style w:type="table" w:styleId="Table6">
@@ -5827,12 +5951,6 @@
     <w:tblPr>
       <w:tblStyleRowBandSize w:val="1"/>
       <w:tblStyleColBandSize w:val="1"/>
-      <w:tblCellMar>
-        <w:top w:w="100.0" w:type="dxa"/>
-        <w:left w:w="100.0" w:type="dxa"/>
-        <w:bottom w:w="100.0" w:type="dxa"/>
-        <w:right w:w="100.0" w:type="dxa"/>
-      </w:tblCellMar>
     </w:tblPr>
   </w:style>
   <w:style w:type="table" w:styleId="Table7">
@@ -5840,12 +5958,6 @@
     <w:tblPr>
       <w:tblStyleRowBandSize w:val="1"/>
       <w:tblStyleColBandSize w:val="1"/>
-      <w:tblCellMar>
-        <w:top w:w="100.0" w:type="dxa"/>
-        <w:left w:w="100.0" w:type="dxa"/>
-        <w:bottom w:w="100.0" w:type="dxa"/>
-        <w:right w:w="100.0" w:type="dxa"/>
-      </w:tblCellMar>
     </w:tblPr>
   </w:style>
   <w:style w:type="table" w:styleId="Table8">
@@ -5853,12 +5965,6 @@
     <w:tblPr>
       <w:tblStyleRowBandSize w:val="1"/>
       <w:tblStyleColBandSize w:val="1"/>
-      <w:tblCellMar>
-        <w:top w:w="100.0" w:type="dxa"/>
-        <w:left w:w="100.0" w:type="dxa"/>
-        <w:bottom w:w="100.0" w:type="dxa"/>
-        <w:right w:w="100.0" w:type="dxa"/>
-      </w:tblCellMar>
     </w:tblPr>
   </w:style>
   <w:style w:type="table" w:styleId="Table9">
@@ -5866,12 +5972,6 @@
     <w:tblPr>
       <w:tblStyleRowBandSize w:val="1"/>
       <w:tblStyleColBandSize w:val="1"/>
-      <w:tblCellMar>
-        <w:top w:w="100.0" w:type="dxa"/>
-        <w:left w:w="100.0" w:type="dxa"/>
-        <w:bottom w:w="100.0" w:type="dxa"/>
-        <w:right w:w="100.0" w:type="dxa"/>
-      </w:tblCellMar>
     </w:tblPr>
   </w:style>
   <w:style w:type="table" w:styleId="Table10">
@@ -5879,12 +5979,6 @@
     <w:tblPr>
       <w:tblStyleRowBandSize w:val="1"/>
       <w:tblStyleColBandSize w:val="1"/>
-      <w:tblCellMar>
-        <w:top w:w="100.0" w:type="dxa"/>
-        <w:left w:w="100.0" w:type="dxa"/>
-        <w:bottom w:w="100.0" w:type="dxa"/>
-        <w:right w:w="100.0" w:type="dxa"/>
-      </w:tblCellMar>
     </w:tblPr>
   </w:style>
   <w:style w:type="table" w:styleId="Table11">
@@ -5892,12 +5986,6 @@
     <w:tblPr>
       <w:tblStyleRowBandSize w:val="1"/>
       <w:tblStyleColBandSize w:val="1"/>
-      <w:tblCellMar>
-        <w:top w:w="100.0" w:type="dxa"/>
-        <w:left w:w="100.0" w:type="dxa"/>
-        <w:bottom w:w="100.0" w:type="dxa"/>
-        <w:right w:w="100.0" w:type="dxa"/>
-      </w:tblCellMar>
     </w:tblPr>
   </w:style>
   <w:style w:type="table" w:styleId="Table12">
@@ -5905,12 +5993,6 @@
     <w:tblPr>
       <w:tblStyleRowBandSize w:val="1"/>
       <w:tblStyleColBandSize w:val="1"/>
-      <w:tblCellMar>
-        <w:top w:w="100.0" w:type="dxa"/>
-        <w:left w:w="100.0" w:type="dxa"/>
-        <w:bottom w:w="100.0" w:type="dxa"/>
-        <w:right w:w="100.0" w:type="dxa"/>
-      </w:tblCellMar>
     </w:tblPr>
   </w:style>
   <w:style w:type="table" w:styleId="Table13">
@@ -5918,12 +6000,6 @@
     <w:tblPr>
       <w:tblStyleRowBandSize w:val="1"/>
       <w:tblStyleColBandSize w:val="1"/>
-      <w:tblCellMar>
-        <w:top w:w="100.0" w:type="dxa"/>
-        <w:left w:w="100.0" w:type="dxa"/>
-        <w:bottom w:w="100.0" w:type="dxa"/>
-        <w:right w:w="100.0" w:type="dxa"/>
-      </w:tblCellMar>
     </w:tblPr>
   </w:style>
 </w:styles>
